--- a/2026255_Integrated_CA.docx
+++ b/2026255_Integrated_CA.docx
@@ -1285,8 +1285,10 @@
         <w:pStyle w:val="Author"/>
         <w:spacing w:before="5pt" w:beforeAutospacing="1"/>
         <w:rPr>
+          <w:color w:val="0563C1" w:themeColor="hyperlink"/>
           <w:sz w:val="18"/>
           <w:szCs w:val="18"/>
+          <w:u w:val="single"/>
         </w:rPr>
         <w:sectPr>
           <w:type w:val="continuous"/>
@@ -1316,6 +1318,13 @@
           <w:szCs w:val="18"/>
         </w:rPr>
         <w:br/>
+      </w:r>
+      <w:r>
+        <w:rPr>
+          <w:i/>
+          <w:sz w:val="18"/>
+          <w:szCs w:val="18"/>
+        </w:rPr>
         <w:t xml:space="preserve">Student ID: </w:t>
       </w:r>
       <w:r>
@@ -1410,7 +1419,15 @@
             <w:sz w:val="18"/>
             <w:szCs w:val="18"/>
           </w:rPr>
-          <w:t>Click H</w:t>
+          <w:t xml:space="preserve">Click </w:t>
+        </w:r>
+        <w:r>
+          <w:rPr>
+            <w:rStyle w:val="Hyperlink"/>
+            <w:sz w:val="18"/>
+            <w:szCs w:val="18"/>
+          </w:rPr>
+          <w:t>H</w:t>
         </w:r>
         <w:r>
           <w:rPr>
@@ -1429,6 +1446,50 @@
           <w:t>re</w:t>
         </w:r>
       </w:hyperlink>
+      <w:r>
+        <w:rPr>
+          <w:rStyle w:val="Hyperlink"/>
+          <w:sz w:val="18"/>
+          <w:szCs w:val="18"/>
+        </w:rPr>
+        <w:br/>
+      </w:r>
+      <w:r>
+        <w:rPr>
+          <w:rStyle w:val="Hyperlink"/>
+          <w:color w:val="auto"/>
+          <w:sz w:val="18"/>
+          <w:szCs w:val="18"/>
+          <w:u w:val="none"/>
+        </w:rPr>
+        <w:t xml:space="preserve">Github Repo Link: </w:t>
+      </w:r>
+      <w:hyperlink r:id="rId12" w:history="1">
+        <w:r>
+          <w:rPr>
+            <w:rStyle w:val="Hyperlink"/>
+            <w:sz w:val="18"/>
+            <w:szCs w:val="18"/>
+          </w:rPr>
+          <w:t>Click</w:t>
+        </w:r>
+        <w:r>
+          <w:rPr>
+            <w:rStyle w:val="Hyperlink"/>
+            <w:sz w:val="18"/>
+            <w:szCs w:val="18"/>
+          </w:rPr>
+          <w:t xml:space="preserve"> </w:t>
+        </w:r>
+        <w:r>
+          <w:rPr>
+            <w:rStyle w:val="Hyperlink"/>
+            <w:sz w:val="18"/>
+            <w:szCs w:val="18"/>
+          </w:rPr>
+          <w:t>Here</w:t>
+        </w:r>
+      </w:hyperlink>
     </w:p>
     <w:p>
       <w:pPr>
@@ -1680,7 +1741,11 @@
       </w:r>
       <w:proofErr w:type="spellEnd"/>
       <w:r>
-        <w:t xml:space="preserve"> deep network on the </w:t>
+        <w:t xml:space="preserve"> deep network </w:t>
+      </w:r>
+      <w:r>
+        <w:lastRenderedPageBreak/>
+        <w:t xml:space="preserve">on the </w:t>
       </w:r>
       <w:proofErr w:type="spellStart"/>
       <w:r>
@@ -1688,11 +1753,7 @@
       </w:r>
       <w:proofErr w:type="spellEnd"/>
       <w:r>
-        <w:t xml:space="preserve"> corpus. Both demonstrate that distributed </w:t>
-      </w:r>
-      <w:r>
-        <w:lastRenderedPageBreak/>
-        <w:t>preprocessing is practical at the scale these datasets demand. Both also concede that validation under realistic deployment conditions remains outstanding, and the surrounding literature notes that Spark based detection work is predominantly batch oriented rather than genuinely streaming.</w:t>
+        <w:t xml:space="preserve"> corpus. Both demonstrate that distributed preprocessing is practical at the scale these datasets demand. Both also concede that validation under realistic deployment conditions remains outstanding, and the surrounding literature notes that Spark based detection work is predominantly batch oriented rather than genuinely streaming.</w:t>
       </w:r>
     </w:p>
     <w:p>
@@ -7740,7 +7801,7 @@
 </file>
 
 <file path=customXml/itemProps1.xml><?xml version="1.0" encoding="utf-8"?>
-<ds:datastoreItem xmlns:ds="http://purl.oclc.org/ooxml/officeDocument/customXml" ds:itemID="{5A0919A1-ECE6-48D2-8F28-407A5106922B}">
+<ds:datastoreItem xmlns:ds="http://purl.oclc.org/ooxml/officeDocument/customXml" ds:itemID="{F17207DB-E54B-4B43-92B5-6543086FCC18}">
   <ds:schemaRefs>
     <ds:schemaRef ds:uri="http://schemas.openxmlformats.org/officeDocument/2006/bibliography"/>
   </ds:schemaRefs>

--- a/2026255_Integrated_CA.docx
+++ b/2026255_Integrated_CA.docx
@@ -1419,31 +1419,7 @@
             <w:sz w:val="18"/>
             <w:szCs w:val="18"/>
           </w:rPr>
-          <w:t xml:space="preserve">Click </w:t>
-        </w:r>
-        <w:r>
-          <w:rPr>
-            <w:rStyle w:val="Hyperlink"/>
-            <w:sz w:val="18"/>
-            <w:szCs w:val="18"/>
-          </w:rPr>
-          <w:t>H</w:t>
-        </w:r>
-        <w:r>
-          <w:rPr>
-            <w:rStyle w:val="Hyperlink"/>
-            <w:sz w:val="18"/>
-            <w:szCs w:val="18"/>
-          </w:rPr>
-          <w:t>e</w:t>
-        </w:r>
-        <w:r>
-          <w:rPr>
-            <w:rStyle w:val="Hyperlink"/>
-            <w:sz w:val="18"/>
-            <w:szCs w:val="18"/>
-          </w:rPr>
-          <w:t>re</w:t>
+          <w:t>Click Here</w:t>
         </w:r>
       </w:hyperlink>
       <w:r>
@@ -1471,23 +1447,7 @@
             <w:sz w:val="18"/>
             <w:szCs w:val="18"/>
           </w:rPr>
-          <w:t>Click</w:t>
-        </w:r>
-        <w:r>
-          <w:rPr>
-            <w:rStyle w:val="Hyperlink"/>
-            <w:sz w:val="18"/>
-            <w:szCs w:val="18"/>
-          </w:rPr>
-          <w:t xml:space="preserve"> </w:t>
-        </w:r>
-        <w:r>
-          <w:rPr>
-            <w:rStyle w:val="Hyperlink"/>
-            <w:sz w:val="18"/>
-            <w:szCs w:val="18"/>
-          </w:rPr>
-          <w:t>Here</w:t>
+          <w:t>Click Here</w:t>
         </w:r>
       </w:hyperlink>
     </w:p>
@@ -2403,13 +2363,10 @@
         <w:tab/>
       </w:r>
       <w:r>
-        <w:t xml:space="preserve">Query performance was measured across four shapes to separate the mechanisms involved. A full row count returned 323 times faster on Parquet, but this reflects footer metadata access rather than data reading. A single column aggregate returned 384 times faster through column projection. A filter on the partition key returned 2771 times faster through partition pruning. A filter and aggregate on a </w:t>
-      </w:r>
-      <w:r>
-        <w:t>non-partition</w:t>
-      </w:r>
-      <w:r>
-        <w:t xml:space="preserve"> column, which forces both engines to read and compute, returned 217 times faster. The last figure is the like for like comparison.</w:t>
+        <w:t>To differentiate the different mechanisms, four shapes were queried. A full row count took 323 times less time on Parquet, but this is for accessing the footer metadata and not for data reading. The single column aggregate returned 384 times faster using column projection. Using partition pruning, a filter for the partition key returned 2771 times faster. A filter and aggregate on a non-partition column that requires both engines to do the read and compute returned 217 times faster. This is the last number of like for like – it is to be compared with the last number of like for like.</w:t>
+      </w:r>
+      <w:r>
+        <w:t>.</w:t>
       </w:r>
     </w:p>
     <w:p>
@@ -3155,7 +3112,7 @@
         <w:tab/>
       </w:r>
       <w:r>
-        <w:t>The perceptron loses approximately half its recall when the family is withheld. The convolutional network loses very little. The autoencoder detects essentially none of the family under any protocol.</w:t>
+        <w:t>When the family are removed, the perceptron can only recall about half of the facts. The convolutional network loses very little. The autoencoder learns virtually nothing under any protocol with respect to the family.</w:t>
       </w:r>
     </w:p>
     <w:p>
@@ -3179,7 +3136,7 @@
         <w:pStyle w:val="BodyText"/>
       </w:pPr>
       <w:r>
-        <w:t>The protocol effect among comparable supervised architectures is 2.1 times the architecture effect, with both well above training noise. For this dataset, the way a model is evaluated influences its reported performance more than the choice between the two architectures examined. The practical implication is that a reported improvement of one to two F1 points, which is typical of the incremental gains claimed in this literature, is smaller than the variation induced by protocol choices that are frequently left unstated.</w:t>
+        <w:t>The protocol effect of comparable supervised architectures is 2.1 times the architecture effect, both of which are well above the training noise. In this dataset the evaluation method has a greater impact on the performance reported for the model than the choice of the two architectures studied. The practical implication is that reported improvements of one to two F1 points (which is common in the literature in this field) are smaller than the variation caused by choices of protocol that are often not explicitly stated.</w:t>
       </w:r>
     </w:p>
     <w:p>
@@ -3345,7 +3302,7 @@
         <w:pStyle w:val="BodyText"/>
       </w:pPr>
       <w:r>
-        <w:t>The autoencoder result is weak and the reason is partly methodological. Training did not converge within the compute budget, with all nine runs reaching the epoch ceiling while still improving. Its threshold was also fixed at the ninety fifth percentile of benign validation error, which defines a five percent false positive rate by construction and caps the achievable F1. The threshold free PR-AUC of approximately 0.82 under P1 gives a fairer indication. The results should be read as a lower bound, and the comparison with Mirsky et al. (2018) is not direct because that work operates on packet level features with incremental statistics rather than aggregated flow records.</w:t>
+        <w:t>The autoencoder one is poor and the idea is partly methodological. There were no convergence in training within the compute budget, all 9 training runs are still improving when the epoch reached the epoch ceiling. The threshold was also set at the ninety fifth percentile of the benign validation error (the validation error of the false positives), which by design results in a (false positive) error rate of five percent – the same as the one specified as the F1 threshold – and is the maximum that can be achieved. A more balanced indication is the threshold free PR-AUC of ~0.82 under P1. To be read as a lower bound and the comparison with Mirsky et al. (2018) is not direct as the latter have implemented their work on packet level features and incremental statistics, not aggregated flow records as done here.</w:t>
       </w:r>
     </w:p>
     <w:p>
@@ -3476,11 +3433,11 @@
         <w:t>79</w:t>
       </w:r>
       <w:r>
-        <w:t xml:space="preserve"> features and identified an unanticipated third candidate. Correcting the protocol reduced headline F1 while reducing the false positive rate by a factor of 3.7, meaning the two selection criteria disagree and the literature reports the less operationally relevant one. Exact duplicates constitute 26.14 percent of the corpus, so the </w:t>
+        <w:t xml:space="preserve"> features and identified an unanticipated third candidate. Correcting the protocol reduced headline F1 while reducing the false positive rate by a factor of 3.7, meaning the two selection criteria disagree and the literature reports the less operationally relevant one. Exact </w:t>
       </w:r>
       <w:r>
         <w:lastRenderedPageBreak/>
-        <w:t>standard naive configuration contaminates training and test sets by construction.</w:t>
+        <w:t>duplicates constitute 26.14 percent of the corpus, so the standard naive configuration contaminates training and test sets by construction.</w:t>
       </w:r>
     </w:p>
     <w:p>
@@ -3488,7 +3445,10 @@
         <w:pStyle w:val="BodyText"/>
       </w:pPr>
       <w:r>
-        <w:t>The practical recommendation is that intrusion detection papers should state their partitioning scheme, duplicate handling and feature admission decisions explicitly, and should report false positive rate alongside aggregate scores. Reviewers have no basis for comparing results otherwise.</w:t>
+        <w:t xml:space="preserve">The practical recommendation is that intrusion detection papers should state their partitioning scheme, duplicate handling and feature admission decisions explicitly, and </w:t>
+      </w:r>
+      <w:r>
+        <w:t>Should report false positive rate in addition to aggregating scores. It would be inappropriate for the reviewers to compare results on the basis of anything else.</w:t>
       </w:r>
     </w:p>
     <w:p>
@@ -3496,7 +3456,18 @@
         <w:pStyle w:val="BodyText"/>
       </w:pPr>
       <w:r>
-        <w:t xml:space="preserve">Three directions follow. A column shuffle ablation would establish whether the convolutional advantage is genuine or an artefact of arbitrary feature ordering. A systematic leakage audit across the CIC dataset family would test whether minimum forward segment size behaves as a leakage carrier elsewhere. Extending the measurement to the streaming inference path, which the lakehouse supports through the declarative model </w:t>
+        <w:t xml:space="preserve">Three directions follow. A column shuffle ablation would then reveal if it is a true or an artificial effect of the ordering of features. The same system leak audit could be applied to the CIC data set family to determine if the minimum forward segment size is a leak carrier in other data set families. Next, extend the measurement to the streaming inference path, which the </w:t>
+      </w:r>
+      <w:proofErr w:type="spellStart"/>
+      <w:r>
+        <w:t>lakehouse</w:t>
+      </w:r>
+      <w:proofErr w:type="spellEnd"/>
+      <w:r>
+        <w:t xml:space="preserve"> is able to handle with the help of the</w:t>
+      </w:r>
+      <w:r>
+        <w:t xml:space="preserve"> declarative model </w:t>
       </w:r>
       <w:proofErr w:type="spellStart"/>
       <w:r>
@@ -7801,7 +7772,7 @@
 </file>
 
 <file path=customXml/itemProps1.xml><?xml version="1.0" encoding="utf-8"?>
-<ds:datastoreItem xmlns:ds="http://purl.oclc.org/ooxml/officeDocument/customXml" ds:itemID="{F17207DB-E54B-4B43-92B5-6543086FCC18}">
+<ds:datastoreItem xmlns:ds="http://purl.oclc.org/ooxml/officeDocument/customXml" ds:itemID="{EA65B07C-EFEE-47F9-9E95-BF89358BE410}">
   <ds:schemaRefs>
     <ds:schemaRef ds:uri="http://schemas.openxmlformats.org/officeDocument/2006/bibliography"/>
   </ds:schemaRefs>
